--- a/masich/Колосов_STP.docx
+++ b/masich/Колосов_STP.docx
@@ -673,10 +673,16 @@
         <w:spacing w:after="164" w:line="259" w:lineRule="auto"/>
         <w:ind w:left="876" w:firstLine="0"/>
         <w:jc w:val="center"/>
+        <w:rPr>
+          <w:sz w:val="28"/>
+          <w:szCs w:val="28"/>
+        </w:rPr>
       </w:pPr>
       <w:r>
         <w:rPr>
           <w:b/>
+          <w:sz w:val="28"/>
+          <w:szCs w:val="28"/>
         </w:rPr>
         <w:lastRenderedPageBreak/>
         <w:t xml:space="preserve">Теория </w:t>
@@ -1111,10 +1117,15 @@
         <w:pStyle w:val="a4"/>
       </w:pPr>
       <w:r>
-        <w:t>Алгоритм принятия решения при одинаковых значениях</w:t>
-      </w:r>
-      <w:r>
-        <w:t>:</w:t>
+        <w:t xml:space="preserve">BPDU — это служебный кадр (сообщение), которым </w:t>
+      </w:r>
+      <w:proofErr w:type="spellStart"/>
+      <w:r>
+        <w:t>свичи</w:t>
+      </w:r>
+      <w:proofErr w:type="spellEnd"/>
+      <w:r>
+        <w:t xml:space="preserve"> обмениваются для работы STP.</w:t>
       </w:r>
     </w:p>
     <w:p>
@@ -1122,6 +1133,1017 @@
         <w:pStyle w:val="a4"/>
       </w:pPr>
       <w:r>
+        <w:t>Через BPDU они:</w:t>
+      </w:r>
+    </w:p>
+    <w:p>
+      <w:pPr>
+        <w:pStyle w:val="a4"/>
+      </w:pPr>
+      <w:r>
+        <w:t>выбирают корневой мост;</w:t>
+      </w:r>
+    </w:p>
+    <w:p>
+      <w:pPr>
+        <w:pStyle w:val="a4"/>
+      </w:pPr>
+      <w:r>
+        <w:t>рассчитывают стоимость пути до корня;</w:t>
+      </w:r>
+    </w:p>
+    <w:p>
+      <w:pPr>
+        <w:pStyle w:val="a4"/>
+      </w:pPr>
+      <w:r>
+        <w:t>определяют роли портов (RP/DP/</w:t>
+      </w:r>
+      <w:proofErr w:type="spellStart"/>
+      <w:r>
+        <w:t>Blocked</w:t>
+      </w:r>
+      <w:proofErr w:type="spellEnd"/>
+      <w:r>
+        <w:t>).</w:t>
+      </w:r>
+    </w:p>
+    <w:p>
+      <w:pPr>
+        <w:pStyle w:val="a4"/>
+      </w:pPr>
+      <w:r>
+        <w:t>Корневой мост отправляет BPDU периодически (раз в 2 сек по умолчанию) от себя.</w:t>
+      </w:r>
+    </w:p>
+    <w:p>
+      <w:pPr>
+        <w:pStyle w:val="a4"/>
+      </w:pPr>
+      <w:r>
+        <w:t>Некорневые мосты принимают, добавляют свою стоимость в поле RPC и передают дальше.</w:t>
+      </w:r>
+    </w:p>
+    <w:p>
+      <w:pPr>
+        <w:pStyle w:val="a4"/>
+      </w:pPr>
+      <w:r>
+        <w:t>BPDU не переносят пользовательские данные — только служебную информацию STP.</w:t>
+      </w:r>
+    </w:p>
+    <w:p>
+      <w:pPr>
+        <w:pStyle w:val="a4"/>
+      </w:pPr>
+      <w:r>
+        <w:t>Формат сообщения BPDU (упрощённо, только ключевое)</w:t>
+      </w:r>
+    </w:p>
+    <w:p>
+      <w:pPr>
+        <w:pStyle w:val="a4"/>
+      </w:pPr>
+    </w:p>
+    <w:p>
+      <w:pPr>
+        <w:pStyle w:val="a4"/>
+      </w:pPr>
+    </w:p>
+    <w:tbl>
+      <w:tblPr>
+        <w:tblStyle w:val="a3"/>
+        <w:tblW w:w="9209" w:type="dxa"/>
+        <w:tblLook w:val="04A0" w:firstRow="1" w:lastRow="0" w:firstColumn="1" w:lastColumn="0" w:noHBand="0" w:noVBand="1"/>
+      </w:tblPr>
+      <w:tblGrid>
+        <w:gridCol w:w="4106"/>
+        <w:gridCol w:w="5103"/>
+      </w:tblGrid>
+      <w:tr>
+        <w:tc>
+          <w:tcPr>
+            <w:tcW w:w="4106" w:type="dxa"/>
+          </w:tcPr>
+          <w:p>
+            <w:pPr>
+              <w:rPr>
+                <w:sz w:val="28"/>
+                <w:szCs w:val="28"/>
+              </w:rPr>
+            </w:pPr>
+            <w:r>
+              <w:rPr>
+                <w:sz w:val="28"/>
+                <w:szCs w:val="28"/>
+              </w:rPr>
+              <w:lastRenderedPageBreak/>
+              <w:t>Поле</w:t>
+            </w:r>
+          </w:p>
+        </w:tc>
+        <w:tc>
+          <w:tcPr>
+            <w:tcW w:w="5103" w:type="dxa"/>
+          </w:tcPr>
+          <w:p>
+            <w:pPr>
+              <w:rPr>
+                <w:sz w:val="28"/>
+                <w:szCs w:val="28"/>
+              </w:rPr>
+            </w:pPr>
+            <w:r>
+              <w:rPr>
+                <w:sz w:val="28"/>
+                <w:szCs w:val="28"/>
+              </w:rPr>
+              <w:t>Назначение</w:t>
+            </w:r>
+          </w:p>
+        </w:tc>
+      </w:tr>
+      <w:tr>
+        <w:tc>
+          <w:tcPr>
+            <w:tcW w:w="4106" w:type="dxa"/>
+          </w:tcPr>
+          <w:p>
+            <w:pPr>
+              <w:rPr>
+                <w:sz w:val="28"/>
+                <w:szCs w:val="28"/>
+              </w:rPr>
+            </w:pPr>
+            <w:proofErr w:type="spellStart"/>
+            <w:r>
+              <w:rPr>
+                <w:sz w:val="28"/>
+                <w:szCs w:val="28"/>
+              </w:rPr>
+              <w:t>Protocol</w:t>
+            </w:r>
+            <w:proofErr w:type="spellEnd"/>
+            <w:r>
+              <w:rPr>
+                <w:sz w:val="28"/>
+                <w:szCs w:val="28"/>
+              </w:rPr>
+              <w:t xml:space="preserve"> ID</w:t>
+            </w:r>
+          </w:p>
+        </w:tc>
+        <w:tc>
+          <w:tcPr>
+            <w:tcW w:w="5103" w:type="dxa"/>
+          </w:tcPr>
+          <w:p>
+            <w:pPr>
+              <w:rPr>
+                <w:sz w:val="28"/>
+                <w:szCs w:val="28"/>
+              </w:rPr>
+            </w:pPr>
+            <w:r>
+              <w:rPr>
+                <w:sz w:val="28"/>
+                <w:szCs w:val="28"/>
+              </w:rPr>
+              <w:t>всегда 0 (STP)</w:t>
+            </w:r>
+          </w:p>
+        </w:tc>
+      </w:tr>
+      <w:tr>
+        <w:tc>
+          <w:tcPr>
+            <w:tcW w:w="4106" w:type="dxa"/>
+          </w:tcPr>
+          <w:p>
+            <w:pPr>
+              <w:rPr>
+                <w:sz w:val="28"/>
+                <w:szCs w:val="28"/>
+              </w:rPr>
+            </w:pPr>
+            <w:proofErr w:type="spellStart"/>
+            <w:r>
+              <w:rPr>
+                <w:sz w:val="28"/>
+                <w:szCs w:val="28"/>
+              </w:rPr>
+              <w:t>Version</w:t>
+            </w:r>
+            <w:proofErr w:type="spellEnd"/>
+          </w:p>
+        </w:tc>
+        <w:tc>
+          <w:tcPr>
+            <w:tcW w:w="5103" w:type="dxa"/>
+          </w:tcPr>
+          <w:p>
+            <w:pPr>
+              <w:rPr>
+                <w:sz w:val="28"/>
+                <w:szCs w:val="28"/>
+              </w:rPr>
+            </w:pPr>
+            <w:r>
+              <w:rPr>
+                <w:sz w:val="28"/>
+                <w:szCs w:val="28"/>
+              </w:rPr>
+              <w:t>версия STP (например, 0 для 802.1D)</w:t>
+            </w:r>
+          </w:p>
+        </w:tc>
+      </w:tr>
+      <w:tr>
+        <w:tc>
+          <w:tcPr>
+            <w:tcW w:w="4106" w:type="dxa"/>
+          </w:tcPr>
+          <w:p>
+            <w:pPr>
+              <w:rPr>
+                <w:sz w:val="28"/>
+                <w:szCs w:val="28"/>
+              </w:rPr>
+            </w:pPr>
+            <w:proofErr w:type="spellStart"/>
+            <w:r>
+              <w:rPr>
+                <w:sz w:val="28"/>
+                <w:szCs w:val="28"/>
+              </w:rPr>
+              <w:t>Message</w:t>
+            </w:r>
+            <w:proofErr w:type="spellEnd"/>
+            <w:r>
+              <w:rPr>
+                <w:sz w:val="28"/>
+                <w:szCs w:val="28"/>
+              </w:rPr>
+              <w:t xml:space="preserve"> </w:t>
+            </w:r>
+            <w:proofErr w:type="spellStart"/>
+            <w:r>
+              <w:rPr>
+                <w:sz w:val="28"/>
+                <w:szCs w:val="28"/>
+              </w:rPr>
+              <w:t>Type</w:t>
+            </w:r>
+            <w:proofErr w:type="spellEnd"/>
+          </w:p>
+        </w:tc>
+        <w:tc>
+          <w:tcPr>
+            <w:tcW w:w="5103" w:type="dxa"/>
+          </w:tcPr>
+          <w:p>
+            <w:pPr>
+              <w:rPr>
+                <w:sz w:val="28"/>
+                <w:szCs w:val="28"/>
+                <w:lang w:val="en-US"/>
+              </w:rPr>
+            </w:pPr>
+            <w:r>
+              <w:rPr>
+                <w:sz w:val="28"/>
+                <w:szCs w:val="28"/>
+                <w:lang w:val="en-US"/>
+              </w:rPr>
+              <w:t xml:space="preserve">Configuration BPDU (0x00) </w:t>
+            </w:r>
+            <w:r>
+              <w:rPr>
+                <w:sz w:val="28"/>
+                <w:szCs w:val="28"/>
+              </w:rPr>
+              <w:t>или</w:t>
+            </w:r>
+            <w:r>
+              <w:rPr>
+                <w:sz w:val="28"/>
+                <w:szCs w:val="28"/>
+                <w:lang w:val="en-US"/>
+              </w:rPr>
+              <w:t xml:space="preserve"> TCN (0x80)</w:t>
+            </w:r>
+          </w:p>
+        </w:tc>
+      </w:tr>
+      <w:tr>
+        <w:tc>
+          <w:tcPr>
+            <w:tcW w:w="4106" w:type="dxa"/>
+          </w:tcPr>
+          <w:p>
+            <w:pPr>
+              <w:rPr>
+                <w:sz w:val="28"/>
+                <w:szCs w:val="28"/>
+              </w:rPr>
+            </w:pPr>
+            <w:proofErr w:type="spellStart"/>
+            <w:r>
+              <w:rPr>
+                <w:sz w:val="28"/>
+                <w:szCs w:val="28"/>
+              </w:rPr>
+              <w:t>Root</w:t>
+            </w:r>
+            <w:proofErr w:type="spellEnd"/>
+            <w:r>
+              <w:rPr>
+                <w:sz w:val="28"/>
+                <w:szCs w:val="28"/>
+              </w:rPr>
+              <w:t xml:space="preserve"> BID</w:t>
+            </w:r>
+          </w:p>
+        </w:tc>
+        <w:tc>
+          <w:tcPr>
+            <w:tcW w:w="5103" w:type="dxa"/>
+          </w:tcPr>
+          <w:p>
+            <w:pPr>
+              <w:rPr>
+                <w:sz w:val="28"/>
+                <w:szCs w:val="28"/>
+              </w:rPr>
+            </w:pPr>
+            <w:r>
+              <w:rPr>
+                <w:sz w:val="28"/>
+                <w:szCs w:val="28"/>
+              </w:rPr>
+              <w:t>BID моста, который считается корнем</w:t>
+            </w:r>
+          </w:p>
+        </w:tc>
+      </w:tr>
+      <w:tr>
+        <w:tc>
+          <w:tcPr>
+            <w:tcW w:w="4106" w:type="dxa"/>
+          </w:tcPr>
+          <w:p>
+            <w:pPr>
+              <w:rPr>
+                <w:sz w:val="28"/>
+                <w:szCs w:val="28"/>
+              </w:rPr>
+            </w:pPr>
+            <w:r>
+              <w:rPr>
+                <w:sz w:val="28"/>
+                <w:szCs w:val="28"/>
+              </w:rPr>
+              <w:t>RPC (</w:t>
+            </w:r>
+            <w:proofErr w:type="spellStart"/>
+            <w:r>
+              <w:rPr>
+                <w:sz w:val="28"/>
+                <w:szCs w:val="28"/>
+              </w:rPr>
+              <w:t>Root</w:t>
+            </w:r>
+            <w:proofErr w:type="spellEnd"/>
+            <w:r>
+              <w:rPr>
+                <w:sz w:val="28"/>
+                <w:szCs w:val="28"/>
+              </w:rPr>
+              <w:t xml:space="preserve"> </w:t>
+            </w:r>
+            <w:proofErr w:type="spellStart"/>
+            <w:r>
+              <w:rPr>
+                <w:sz w:val="28"/>
+                <w:szCs w:val="28"/>
+              </w:rPr>
+              <w:t>Path</w:t>
+            </w:r>
+            <w:proofErr w:type="spellEnd"/>
+            <w:r>
+              <w:rPr>
+                <w:sz w:val="28"/>
+                <w:szCs w:val="28"/>
+              </w:rPr>
+              <w:t xml:space="preserve"> </w:t>
+            </w:r>
+            <w:proofErr w:type="spellStart"/>
+            <w:r>
+              <w:rPr>
+                <w:sz w:val="28"/>
+                <w:szCs w:val="28"/>
+              </w:rPr>
+              <w:t>Cost</w:t>
+            </w:r>
+            <w:proofErr w:type="spellEnd"/>
+            <w:r>
+              <w:rPr>
+                <w:sz w:val="28"/>
+                <w:szCs w:val="28"/>
+              </w:rPr>
+              <w:t>)</w:t>
+            </w:r>
+          </w:p>
+        </w:tc>
+        <w:tc>
+          <w:tcPr>
+            <w:tcW w:w="5103" w:type="dxa"/>
+          </w:tcPr>
+          <w:p>
+            <w:pPr>
+              <w:rPr>
+                <w:sz w:val="28"/>
+                <w:szCs w:val="28"/>
+              </w:rPr>
+            </w:pPr>
+            <w:r>
+              <w:rPr>
+                <w:sz w:val="28"/>
+                <w:szCs w:val="28"/>
+              </w:rPr>
+              <w:t>стоимость пути от отправителя до корня</w:t>
+            </w:r>
+          </w:p>
+        </w:tc>
+      </w:tr>
+      <w:tr>
+        <w:tc>
+          <w:tcPr>
+            <w:tcW w:w="4106" w:type="dxa"/>
+          </w:tcPr>
+          <w:p>
+            <w:pPr>
+              <w:rPr>
+                <w:sz w:val="28"/>
+                <w:szCs w:val="28"/>
+              </w:rPr>
+            </w:pPr>
+            <w:proofErr w:type="spellStart"/>
+            <w:r>
+              <w:rPr>
+                <w:sz w:val="28"/>
+                <w:szCs w:val="28"/>
+              </w:rPr>
+              <w:t>Bridge</w:t>
+            </w:r>
+            <w:proofErr w:type="spellEnd"/>
+            <w:r>
+              <w:rPr>
+                <w:sz w:val="28"/>
+                <w:szCs w:val="28"/>
+              </w:rPr>
+              <w:t xml:space="preserve"> BID</w:t>
+            </w:r>
+          </w:p>
+        </w:tc>
+        <w:tc>
+          <w:tcPr>
+            <w:tcW w:w="5103" w:type="dxa"/>
+          </w:tcPr>
+          <w:p>
+            <w:pPr>
+              <w:rPr>
+                <w:sz w:val="28"/>
+                <w:szCs w:val="28"/>
+              </w:rPr>
+            </w:pPr>
+            <w:r>
+              <w:rPr>
+                <w:sz w:val="28"/>
+                <w:szCs w:val="28"/>
+              </w:rPr>
+              <w:t>BID моста, отправившего BPDU</w:t>
+            </w:r>
+          </w:p>
+        </w:tc>
+      </w:tr>
+      <w:tr>
+        <w:tc>
+          <w:tcPr>
+            <w:tcW w:w="4106" w:type="dxa"/>
+          </w:tcPr>
+          <w:p>
+            <w:pPr>
+              <w:rPr>
+                <w:sz w:val="28"/>
+                <w:szCs w:val="28"/>
+              </w:rPr>
+            </w:pPr>
+            <w:proofErr w:type="spellStart"/>
+            <w:r>
+              <w:rPr>
+                <w:sz w:val="28"/>
+                <w:szCs w:val="28"/>
+              </w:rPr>
+              <w:t>Port</w:t>
+            </w:r>
+            <w:proofErr w:type="spellEnd"/>
+            <w:r>
+              <w:rPr>
+                <w:sz w:val="28"/>
+                <w:szCs w:val="28"/>
+              </w:rPr>
+              <w:t xml:space="preserve"> ID</w:t>
+            </w:r>
+          </w:p>
+        </w:tc>
+        <w:tc>
+          <w:tcPr>
+            <w:tcW w:w="5103" w:type="dxa"/>
+          </w:tcPr>
+          <w:p>
+            <w:pPr>
+              <w:rPr>
+                <w:sz w:val="28"/>
+                <w:szCs w:val="28"/>
+              </w:rPr>
+            </w:pPr>
+            <w:r>
+              <w:rPr>
+                <w:sz w:val="28"/>
+                <w:szCs w:val="28"/>
+              </w:rPr>
+              <w:t>PID порта, с которого отправлено BPDU</w:t>
+            </w:r>
+          </w:p>
+        </w:tc>
+      </w:tr>
+      <w:tr>
+        <w:tc>
+          <w:tcPr>
+            <w:tcW w:w="4106" w:type="dxa"/>
+          </w:tcPr>
+          <w:p>
+            <w:pPr>
+              <w:rPr>
+                <w:sz w:val="28"/>
+                <w:szCs w:val="28"/>
+                <w:lang w:val="en-US"/>
+              </w:rPr>
+            </w:pPr>
+            <w:r>
+              <w:rPr>
+                <w:sz w:val="28"/>
+                <w:szCs w:val="28"/>
+                <w:lang w:val="en-US"/>
+              </w:rPr>
+              <w:t>Message Age, Max Age, Hello Time</w:t>
+            </w:r>
+          </w:p>
+        </w:tc>
+        <w:tc>
+          <w:tcPr>
+            <w:tcW w:w="5103" w:type="dxa"/>
+          </w:tcPr>
+          <w:p>
+            <w:pPr>
+              <w:rPr>
+                <w:sz w:val="28"/>
+                <w:szCs w:val="28"/>
+              </w:rPr>
+            </w:pPr>
+            <w:r>
+              <w:rPr>
+                <w:sz w:val="28"/>
+                <w:szCs w:val="28"/>
+              </w:rPr>
+              <w:t>таймеры STP</w:t>
+            </w:r>
+          </w:p>
+        </w:tc>
+      </w:tr>
+      <w:tr>
+        <w:tc>
+          <w:tcPr>
+            <w:tcW w:w="4106" w:type="dxa"/>
+          </w:tcPr>
+          <w:p>
+            <w:pPr>
+              <w:rPr>
+                <w:sz w:val="28"/>
+                <w:szCs w:val="28"/>
+              </w:rPr>
+            </w:pPr>
+            <w:proofErr w:type="spellStart"/>
+            <w:r>
+              <w:rPr>
+                <w:sz w:val="28"/>
+                <w:szCs w:val="28"/>
+              </w:rPr>
+              <w:t>Forward</w:t>
+            </w:r>
+            <w:proofErr w:type="spellEnd"/>
+            <w:r>
+              <w:rPr>
+                <w:sz w:val="28"/>
+                <w:szCs w:val="28"/>
+              </w:rPr>
+              <w:t xml:space="preserve"> </w:t>
+            </w:r>
+            <w:proofErr w:type="spellStart"/>
+            <w:r>
+              <w:rPr>
+                <w:sz w:val="28"/>
+                <w:szCs w:val="28"/>
+              </w:rPr>
+              <w:t>Delay</w:t>
+            </w:r>
+            <w:proofErr w:type="spellEnd"/>
+          </w:p>
+        </w:tc>
+        <w:tc>
+          <w:tcPr>
+            <w:tcW w:w="5103" w:type="dxa"/>
+          </w:tcPr>
+          <w:p>
+            <w:pPr>
+              <w:rPr>
+                <w:sz w:val="28"/>
+                <w:szCs w:val="28"/>
+              </w:rPr>
+            </w:pPr>
+            <w:r>
+              <w:rPr>
+                <w:sz w:val="28"/>
+                <w:szCs w:val="28"/>
+              </w:rPr>
+              <w:t>задержка перед переключением состояний</w:t>
+            </w:r>
+          </w:p>
+        </w:tc>
+      </w:tr>
+    </w:tbl>
+    <w:p>
+      <w:pPr>
+        <w:pStyle w:val="a4"/>
+      </w:pPr>
+      <w:r>
+        <w:t>Таймеры STP в BPDU</w:t>
+      </w:r>
+    </w:p>
+    <w:p>
+      <w:pPr>
+        <w:pStyle w:val="a4"/>
+        <w:numPr>
+          <w:ilvl w:val="0"/>
+          <w:numId w:val="4"/>
+        </w:numPr>
+      </w:pPr>
+      <w:proofErr w:type="spellStart"/>
+      <w:r>
+        <w:t>Hello</w:t>
+      </w:r>
+      <w:proofErr w:type="spellEnd"/>
+      <w:r>
+        <w:t xml:space="preserve"> </w:t>
+      </w:r>
+      <w:proofErr w:type="spellStart"/>
+      <w:r>
+        <w:t>Time</w:t>
+      </w:r>
+      <w:proofErr w:type="spellEnd"/>
+      <w:r>
+        <w:t xml:space="preserve"> — интервал отправки BPDU</w:t>
+      </w:r>
+    </w:p>
+    <w:p>
+      <w:pPr>
+        <w:pStyle w:val="a4"/>
+        <w:ind w:left="1069"/>
+      </w:pPr>
+      <w:r>
+        <w:t>Как часто корневой мост отправляет BPDU.</w:t>
+      </w:r>
+    </w:p>
+    <w:p>
+      <w:pPr>
+        <w:pStyle w:val="a4"/>
+        <w:ind w:left="1069"/>
+      </w:pPr>
+      <w:r>
+        <w:t>По умолчанию: 2 секунды.</w:t>
+      </w:r>
+    </w:p>
+    <w:p>
+      <w:pPr>
+        <w:pStyle w:val="a4"/>
+        <w:ind w:left="1069"/>
+      </w:pPr>
+      <w:r>
+        <w:t xml:space="preserve">Если </w:t>
+      </w:r>
+      <w:proofErr w:type="spellStart"/>
+      <w:r>
+        <w:t>свич</w:t>
+      </w:r>
+      <w:proofErr w:type="spellEnd"/>
+      <w:r>
+        <w:t xml:space="preserve"> не получает BPDU дольше, чем </w:t>
+      </w:r>
+      <w:proofErr w:type="spellStart"/>
+      <w:r>
+        <w:t>Max</w:t>
+      </w:r>
+      <w:proofErr w:type="spellEnd"/>
+      <w:r>
+        <w:t xml:space="preserve"> </w:t>
+      </w:r>
+      <w:proofErr w:type="spellStart"/>
+      <w:r>
+        <w:t>Age</w:t>
+      </w:r>
+      <w:proofErr w:type="spellEnd"/>
+      <w:r>
+        <w:t>, он считает, что путь потерян.</w:t>
+      </w:r>
+    </w:p>
+    <w:p>
+      <w:pPr>
+        <w:pStyle w:val="a4"/>
+        <w:numPr>
+          <w:ilvl w:val="0"/>
+          <w:numId w:val="4"/>
+        </w:numPr>
+      </w:pPr>
+      <w:proofErr w:type="spellStart"/>
+      <w:r>
+        <w:t>Max</w:t>
+      </w:r>
+      <w:proofErr w:type="spellEnd"/>
+      <w:r>
+        <w:t xml:space="preserve"> </w:t>
+      </w:r>
+      <w:proofErr w:type="spellStart"/>
+      <w:r>
+        <w:t>Age</w:t>
+      </w:r>
+      <w:proofErr w:type="spellEnd"/>
+      <w:r>
+        <w:t xml:space="preserve"> — время жизни BPDU</w:t>
+      </w:r>
+    </w:p>
+    <w:p>
+      <w:pPr>
+        <w:pStyle w:val="a4"/>
+        <w:ind w:left="1069"/>
+      </w:pPr>
+      <w:r>
+        <w:t>Сколько времени BPDU считается «свежим».</w:t>
+      </w:r>
+    </w:p>
+    <w:p>
+      <w:pPr>
+        <w:pStyle w:val="a4"/>
+        <w:ind w:left="1069"/>
+      </w:pPr>
+      <w:r>
+        <w:t xml:space="preserve">По умолчанию: 20 секунд (в 10 раз больше </w:t>
+      </w:r>
+      <w:proofErr w:type="spellStart"/>
+      <w:r>
+        <w:t>Hello</w:t>
+      </w:r>
+      <w:proofErr w:type="spellEnd"/>
+      <w:r>
+        <w:t xml:space="preserve"> </w:t>
+      </w:r>
+      <w:proofErr w:type="spellStart"/>
+      <w:r>
+        <w:t>Time</w:t>
+      </w:r>
+      <w:proofErr w:type="spellEnd"/>
+      <w:r>
+        <w:t>).</w:t>
+      </w:r>
+    </w:p>
+    <w:p>
+      <w:pPr>
+        <w:pStyle w:val="a4"/>
+        <w:ind w:left="1069"/>
+      </w:pPr>
+      <w:r>
+        <w:t xml:space="preserve">Если за это время не пришло новое BPDU от корня, </w:t>
+      </w:r>
+      <w:proofErr w:type="spellStart"/>
+      <w:r>
+        <w:t>свич</w:t>
+      </w:r>
+      <w:proofErr w:type="spellEnd"/>
+      <w:r>
+        <w:t xml:space="preserve"> запускает пересчёт топологии.</w:t>
+      </w:r>
+    </w:p>
+    <w:p>
+      <w:pPr>
+        <w:pStyle w:val="a4"/>
+        <w:numPr>
+          <w:ilvl w:val="0"/>
+          <w:numId w:val="4"/>
+        </w:numPr>
+      </w:pPr>
+      <w:proofErr w:type="spellStart"/>
+      <w:r>
+        <w:t>Message</w:t>
+      </w:r>
+      <w:proofErr w:type="spellEnd"/>
+      <w:r>
+        <w:t xml:space="preserve"> </w:t>
+      </w:r>
+      <w:proofErr w:type="spellStart"/>
+      <w:r>
+        <w:t>Age</w:t>
+      </w:r>
+      <w:proofErr w:type="spellEnd"/>
+      <w:r>
+        <w:t xml:space="preserve"> — возраст текущего BPDU</w:t>
+      </w:r>
+    </w:p>
+    <w:p>
+      <w:pPr>
+        <w:pStyle w:val="a4"/>
+        <w:ind w:left="1069"/>
+      </w:pPr>
+      <w:r>
+        <w:t>Сколько времени прошло с момента, как BPDU был отправлен корнем.</w:t>
+      </w:r>
+    </w:p>
+    <w:p>
+      <w:pPr>
+        <w:pStyle w:val="a4"/>
+        <w:ind w:left="1069"/>
+      </w:pPr>
+      <w:r>
+        <w:lastRenderedPageBreak/>
+        <w:t xml:space="preserve">Каждый </w:t>
+      </w:r>
+      <w:proofErr w:type="spellStart"/>
+      <w:r>
+        <w:t>свич</w:t>
+      </w:r>
+      <w:proofErr w:type="spellEnd"/>
+      <w:r>
+        <w:t xml:space="preserve"> при передаче BPDU увеличивает это поле.</w:t>
+      </w:r>
+    </w:p>
+    <w:p>
+      <w:pPr>
+        <w:pStyle w:val="a4"/>
+        <w:ind w:left="1069"/>
+      </w:pPr>
+      <w:r>
+        <w:t xml:space="preserve">Когда </w:t>
+      </w:r>
+      <w:proofErr w:type="spellStart"/>
+      <w:r>
+        <w:t>Message</w:t>
+      </w:r>
+      <w:proofErr w:type="spellEnd"/>
+      <w:r>
+        <w:t xml:space="preserve"> </w:t>
+      </w:r>
+      <w:proofErr w:type="spellStart"/>
+      <w:r>
+        <w:t>Age</w:t>
+      </w:r>
+      <w:proofErr w:type="spellEnd"/>
+      <w:r>
+        <w:t xml:space="preserve"> достигает </w:t>
+      </w:r>
+      <w:proofErr w:type="spellStart"/>
+      <w:r>
+        <w:t>Max</w:t>
+      </w:r>
+      <w:proofErr w:type="spellEnd"/>
+      <w:r>
+        <w:t xml:space="preserve"> </w:t>
+      </w:r>
+      <w:proofErr w:type="spellStart"/>
+      <w:r>
+        <w:t>Age</w:t>
+      </w:r>
+      <w:proofErr w:type="spellEnd"/>
+      <w:r>
+        <w:t>, BPDU отбрасывается.</w:t>
+      </w:r>
+    </w:p>
+    <w:p>
+      <w:pPr>
+        <w:pStyle w:val="a4"/>
+        <w:numPr>
+          <w:ilvl w:val="0"/>
+          <w:numId w:val="4"/>
+        </w:numPr>
+      </w:pPr>
+      <w:proofErr w:type="spellStart"/>
+      <w:r>
+        <w:t>Forward</w:t>
+      </w:r>
+      <w:proofErr w:type="spellEnd"/>
+      <w:r>
+        <w:t xml:space="preserve"> </w:t>
+      </w:r>
+      <w:proofErr w:type="spellStart"/>
+      <w:r>
+        <w:t>Delay</w:t>
+      </w:r>
+      <w:proofErr w:type="spellEnd"/>
+      <w:r>
+        <w:t xml:space="preserve"> — задержка при смене состояний порта</w:t>
+      </w:r>
+    </w:p>
+    <w:p>
+      <w:pPr>
+        <w:pStyle w:val="a4"/>
+        <w:ind w:left="1069"/>
+      </w:pPr>
+      <w:bookmarkStart w:id="0" w:name="_GoBack"/>
+      <w:r>
+        <w:t>Время, которое порт проводит в промежуточных состояниях:</w:t>
+      </w:r>
+    </w:p>
+    <w:p>
+      <w:pPr>
+        <w:pStyle w:val="a4"/>
+        <w:ind w:left="1069"/>
+      </w:pPr>
+      <w:proofErr w:type="spellStart"/>
+      <w:r>
+        <w:t>Listening</w:t>
+      </w:r>
+      <w:proofErr w:type="spellEnd"/>
+      <w:r>
+        <w:t xml:space="preserve"> (слушает BPDU, не передаёт данные)</w:t>
+      </w:r>
+    </w:p>
+    <w:p>
+      <w:pPr>
+        <w:pStyle w:val="a4"/>
+        <w:ind w:left="1069"/>
+      </w:pPr>
+      <w:proofErr w:type="spellStart"/>
+      <w:r>
+        <w:t>Learning</w:t>
+      </w:r>
+      <w:proofErr w:type="spellEnd"/>
+      <w:r>
+        <w:t xml:space="preserve"> (учит MAC-адреса, не передаёт данные)</w:t>
+      </w:r>
+    </w:p>
+    <w:p>
+      <w:pPr>
+        <w:pStyle w:val="a4"/>
+        <w:ind w:left="1069"/>
+      </w:pPr>
+      <w:r>
+        <w:t>По умолчанию: 15 секунд.</w:t>
+      </w:r>
+    </w:p>
+    <w:p>
+      <w:pPr>
+        <w:pStyle w:val="a4"/>
+        <w:ind w:left="1069"/>
+      </w:pPr>
+      <w:r>
+        <w:t>Нужно, чтобы избежать временных</w:t>
+      </w:r>
+      <w:bookmarkEnd w:id="0"/>
+      <w:r>
+        <w:t xml:space="preserve"> петель при изменении топологии.</w:t>
+      </w:r>
+    </w:p>
+    <w:p>
+      <w:pPr>
+        <w:pStyle w:val="a4"/>
+      </w:pPr>
+    </w:p>
+    <w:p>
+      <w:pPr>
+        <w:pStyle w:val="a4"/>
+      </w:pPr>
+    </w:p>
+    <w:p>
+      <w:pPr>
+        <w:pStyle w:val="a4"/>
+      </w:pPr>
+      <w:r>
+        <w:t>Алгоритм принятия решения при одинаковых значениях:</w:t>
+      </w:r>
+    </w:p>
+    <w:p>
+      <w:pPr>
+        <w:pStyle w:val="a4"/>
+      </w:pPr>
+      <w:r>
         <w:t>Если на каком-то этапе выбора параметры совпадают, STP смотрит последовательно:</w:t>
       </w:r>
     </w:p>
@@ -1185,13 +2207,7 @@
       </w:r>
       <w:proofErr w:type="spellEnd"/>
       <w:r>
-        <w:t xml:space="preserve"> </w:t>
-      </w:r>
-      <w:r>
-        <w:t>л</w:t>
-      </w:r>
-      <w:r>
-        <w:t>учше)</w:t>
+        <w:t xml:space="preserve"> лучше)</w:t>
       </w:r>
     </w:p>
     <w:p>
@@ -1242,6 +2258,7 @@
         <w:pStyle w:val="a4"/>
       </w:pPr>
       <w:r>
+        <w:lastRenderedPageBreak/>
         <w:t>Администратор может влиять на результат, меняя:</w:t>
       </w:r>
     </w:p>
@@ -1269,7 +2286,6 @@
         <w:pStyle w:val="a4"/>
       </w:pPr>
       <w:r>
-        <w:lastRenderedPageBreak/>
         <w:t>Стоимость порта (</w:t>
       </w:r>
       <w:proofErr w:type="spellStart"/>
@@ -1377,6 +2393,9 @@
         <w:pStyle w:val="a6"/>
       </w:pPr>
       <w:r>
+        <w:rPr>
+          <w:noProof/>
+        </w:rPr>
         <w:drawing>
           <wp:inline distT="0" distB="0" distL="0" distR="0" wp14:anchorId="32364147" wp14:editId="02F4D4BE">
             <wp:extent cx="5210175" cy="4552454"/>
@@ -2384,6 +3403,8 @@
               <w:t>2</w:t>
             </w:r>
           </w:p>
+          <w:p/>
+          <w:p/>
         </w:tc>
         <w:tc>
           <w:tcPr>
@@ -2950,20 +3971,8 @@
               <w:jc w:val="center"/>
             </w:pPr>
             <w:r>
-              <w:t>(</w:t>
-            </w:r>
-            <w:r>
               <w:t>4</w:t>
             </w:r>
-            <w:r>
-              <w:t>)</w:t>
-            </w:r>
-            <w:r>
-              <w:t xml:space="preserve"> </w:t>
-            </w:r>
-            <w:r>
-              <w:t>10</w:t>
-            </w:r>
           </w:p>
         </w:tc>
         <w:tc>
@@ -2977,13 +3986,19 @@
               <w:jc w:val="center"/>
             </w:pPr>
             <w:r>
-              <w:t>10</w:t>
-            </w:r>
-            <w:r>
-              <w:t>+4=</w:t>
-            </w:r>
-            <w:r>
-              <w:t>16</w:t>
+              <w:t>2</w:t>
+            </w:r>
+            <w:r>
+              <w:t>+</w:t>
+            </w:r>
+            <w:r>
+              <w:t>4</w:t>
+            </w:r>
+            <w:r>
+              <w:t>=</w:t>
+            </w:r>
+            <w:r>
+              <w:t>6</w:t>
             </w:r>
           </w:p>
         </w:tc>
@@ -3362,12 +4377,35 @@
               <w:spacing w:after="20" w:line="333" w:lineRule="auto"/>
               <w:ind w:left="0" w:firstLine="0"/>
               <w:jc w:val="center"/>
-            </w:pPr>
-            <w:r>
               <w:rPr>
                 <w:color w:val="00B0F0"/>
               </w:rPr>
+            </w:pPr>
+            <w:r>
+              <w:rPr>
+                <w:color w:val="00B0F0"/>
+                <w:highlight w:val="yellow"/>
+              </w:rPr>
               <w:t>2+2+2=6</w:t>
+            </w:r>
+          </w:p>
+          <w:p>
+            <w:pPr>
+              <w:spacing w:after="20" w:line="333" w:lineRule="auto"/>
+              <w:ind w:left="0" w:firstLine="0"/>
+              <w:jc w:val="center"/>
+            </w:pPr>
+            <w:r>
+              <w:rPr>
+                <w:color w:val="00B0F0"/>
+              </w:rPr>
+              <w:t>2+2=</w:t>
+            </w:r>
+            <w:r>
+              <w:rPr>
+                <w:color w:val="00B0F0"/>
+              </w:rPr>
+              <w:t>4</w:t>
             </w:r>
           </w:p>
         </w:tc>
@@ -3469,7 +4507,19 @@
               <w:jc w:val="center"/>
             </w:pPr>
             <w:r>
-              <w:t>4+2+2=8</w:t>
+              <w:t>2</w:t>
+            </w:r>
+            <w:r>
+              <w:t>+</w:t>
+            </w:r>
+            <w:r>
+              <w:t>4</w:t>
+            </w:r>
+            <w:r>
+              <w:t>=</w:t>
+            </w:r>
+            <w:r>
+              <w:t>6</w:t>
             </w:r>
           </w:p>
         </w:tc>
@@ -4497,6 +5547,7 @@
           <w:sz w:val="28"/>
           <w:szCs w:val="28"/>
         </w:rPr>
+        <w:lastRenderedPageBreak/>
         <w:t xml:space="preserve">У sw5, согласно рисунку </w:t>
       </w:r>
       <w:r>
@@ -4533,7 +5584,6 @@
           <w:sz w:val="28"/>
           <w:szCs w:val="28"/>
         </w:rPr>
-        <w:lastRenderedPageBreak/>
         <w:t>Выбор назначенных портов (Designated Port):</w:t>
       </w:r>
     </w:p>
@@ -4817,8 +5867,6 @@
       <w:r>
         <w:t>меньше, значит с его стороны сегменты будут назначенными.</w:t>
       </w:r>
-      <w:bookmarkStart w:id="0" w:name="_GoBack"/>
-      <w:bookmarkEnd w:id="0"/>
     </w:p>
     <w:sectPr>
       <w:pgSz w:w="11906" w:h="16838"/>
@@ -5044,6 +6092,119 @@
     </w:lvl>
   </w:abstractNum>
   <w:abstractNum w:abstractNumId="1" w15:restartNumberingAfterBreak="0">
+    <w:nsid w:val="234B1FD8"/>
+    <w:multiLevelType w:val="hybridMultilevel"/>
+    <w:tmpl w:val="E5605756"/>
+    <w:lvl w:ilvl="0" w:tplc="3D149B24">
+      <w:start w:val="1"/>
+      <w:numFmt w:val="bullet"/>
+      <w:lvlText w:val="―"/>
+      <w:lvlJc w:val="left"/>
+      <w:pPr>
+        <w:ind w:left="1429" w:hanging="360"/>
+      </w:pPr>
+      <w:rPr>
+        <w:rFonts w:ascii="Times New Roman" w:hAnsi="Times New Roman" w:cs="Times New Roman" w:hint="default"/>
+      </w:rPr>
+    </w:lvl>
+    <w:lvl w:ilvl="1" w:tplc="04190003" w:tentative="1">
+      <w:start w:val="1"/>
+      <w:numFmt w:val="bullet"/>
+      <w:lvlText w:val="o"/>
+      <w:lvlJc w:val="left"/>
+      <w:pPr>
+        <w:ind w:left="2149" w:hanging="360"/>
+      </w:pPr>
+      <w:rPr>
+        <w:rFonts w:ascii="Courier New" w:hAnsi="Courier New" w:cs="Courier New" w:hint="default"/>
+      </w:rPr>
+    </w:lvl>
+    <w:lvl w:ilvl="2" w:tplc="04190005" w:tentative="1">
+      <w:start w:val="1"/>
+      <w:numFmt w:val="bullet"/>
+      <w:lvlText w:val=""/>
+      <w:lvlJc w:val="left"/>
+      <w:pPr>
+        <w:ind w:left="2869" w:hanging="360"/>
+      </w:pPr>
+      <w:rPr>
+        <w:rFonts w:ascii="Wingdings" w:hAnsi="Wingdings" w:hint="default"/>
+      </w:rPr>
+    </w:lvl>
+    <w:lvl w:ilvl="3" w:tplc="04190001" w:tentative="1">
+      <w:start w:val="1"/>
+      <w:numFmt w:val="bullet"/>
+      <w:lvlText w:val=""/>
+      <w:lvlJc w:val="left"/>
+      <w:pPr>
+        <w:ind w:left="3589" w:hanging="360"/>
+      </w:pPr>
+      <w:rPr>
+        <w:rFonts w:ascii="Symbol" w:hAnsi="Symbol" w:hint="default"/>
+      </w:rPr>
+    </w:lvl>
+    <w:lvl w:ilvl="4" w:tplc="04190003" w:tentative="1">
+      <w:start w:val="1"/>
+      <w:numFmt w:val="bullet"/>
+      <w:lvlText w:val="o"/>
+      <w:lvlJc w:val="left"/>
+      <w:pPr>
+        <w:ind w:left="4309" w:hanging="360"/>
+      </w:pPr>
+      <w:rPr>
+        <w:rFonts w:ascii="Courier New" w:hAnsi="Courier New" w:cs="Courier New" w:hint="default"/>
+      </w:rPr>
+    </w:lvl>
+    <w:lvl w:ilvl="5" w:tplc="04190005" w:tentative="1">
+      <w:start w:val="1"/>
+      <w:numFmt w:val="bullet"/>
+      <w:lvlText w:val=""/>
+      <w:lvlJc w:val="left"/>
+      <w:pPr>
+        <w:ind w:left="5029" w:hanging="360"/>
+      </w:pPr>
+      <w:rPr>
+        <w:rFonts w:ascii="Wingdings" w:hAnsi="Wingdings" w:hint="default"/>
+      </w:rPr>
+    </w:lvl>
+    <w:lvl w:ilvl="6" w:tplc="04190001" w:tentative="1">
+      <w:start w:val="1"/>
+      <w:numFmt w:val="bullet"/>
+      <w:lvlText w:val=""/>
+      <w:lvlJc w:val="left"/>
+      <w:pPr>
+        <w:ind w:left="5749" w:hanging="360"/>
+      </w:pPr>
+      <w:rPr>
+        <w:rFonts w:ascii="Symbol" w:hAnsi="Symbol" w:hint="default"/>
+      </w:rPr>
+    </w:lvl>
+    <w:lvl w:ilvl="7" w:tplc="04190003" w:tentative="1">
+      <w:start w:val="1"/>
+      <w:numFmt w:val="bullet"/>
+      <w:lvlText w:val="o"/>
+      <w:lvlJc w:val="left"/>
+      <w:pPr>
+        <w:ind w:left="6469" w:hanging="360"/>
+      </w:pPr>
+      <w:rPr>
+        <w:rFonts w:ascii="Courier New" w:hAnsi="Courier New" w:cs="Courier New" w:hint="default"/>
+      </w:rPr>
+    </w:lvl>
+    <w:lvl w:ilvl="8" w:tplc="04190005" w:tentative="1">
+      <w:start w:val="1"/>
+      <w:numFmt w:val="bullet"/>
+      <w:lvlText w:val=""/>
+      <w:lvlJc w:val="left"/>
+      <w:pPr>
+        <w:ind w:left="7189" w:hanging="360"/>
+      </w:pPr>
+      <w:rPr>
+        <w:rFonts w:ascii="Wingdings" w:hAnsi="Wingdings" w:hint="default"/>
+      </w:rPr>
+    </w:lvl>
+  </w:abstractNum>
+  <w:abstractNum w:abstractNumId="2" w15:restartNumberingAfterBreak="0">
     <w:nsid w:val="48AD686C"/>
     <w:multiLevelType w:val="hybridMultilevel"/>
     <w:tmpl w:val="A4000142"/>
@@ -5255,7 +6416,7 @@
       </w:rPr>
     </w:lvl>
   </w:abstractNum>
-  <w:abstractNum w:abstractNumId="2" w15:restartNumberingAfterBreak="0">
+  <w:abstractNum w:abstractNumId="3" w15:restartNumberingAfterBreak="0">
     <w:nsid w:val="79FC02DE"/>
     <w:multiLevelType w:val="hybridMultilevel"/>
     <w:tmpl w:val="72943AFE"/>
@@ -5468,13 +6629,16 @@
     </w:lvl>
   </w:abstractNum>
   <w:num w:numId="1">
-    <w:abstractNumId w:val="1"/>
+    <w:abstractNumId w:val="2"/>
   </w:num>
   <w:num w:numId="2">
-    <w:abstractNumId w:val="2"/>
+    <w:abstractNumId w:val="3"/>
   </w:num>
   <w:num w:numId="3">
     <w:abstractNumId w:val="0"/>
+  </w:num>
+  <w:num w:numId="4">
+    <w:abstractNumId w:val="1"/>
   </w:num>
 </w:numbering>
 </file>
@@ -6104,6 +7268,17 @@
       <w:lang w:val="ru"/>
     </w:rPr>
   </w:style>
+  <w:style w:type="character" w:styleId="a8">
+    <w:name w:val="Strong"/>
+    <w:basedOn w:val="a0"/>
+    <w:uiPriority w:val="22"/>
+    <w:qFormat/>
+    <w:rsid w:val="006A675D"/>
+    <w:rPr>
+      <w:b/>
+      <w:bCs/>
+    </w:rPr>
+  </w:style>
 </w:styles>
 </file>
 
@@ -6407,7 +7582,7 @@
 </file>
 
 <file path=customXml/itemProps1.xml><?xml version="1.0" encoding="utf-8"?>
-<ds:datastoreItem xmlns:ds="http://schemas.openxmlformats.org/officeDocument/2006/customXml" ds:itemID="{4F8BC709-1BC5-489C-A85C-B1CDF89E061F}">
+<ds:datastoreItem xmlns:ds="http://schemas.openxmlformats.org/officeDocument/2006/customXml" ds:itemID="{3D80495C-9277-443A-BD25-22CAD52545DB}">
   <ds:schemaRefs>
     <ds:schemaRef ds:uri="http://schemas.openxmlformats.org/officeDocument/2006/bibliography"/>
   </ds:schemaRefs>
